--- a/docs/전달용/보고서_분담/양식_GPS.docx
+++ b/docs/전달용/보고서_분담/양식_GPS.docx
@@ -1885,7 +1885,7 @@
                 <w:sz w:val="20"/>
                 <w:szCs w:val="20"/>
               </w:rPr>
-              <w:t xml:space="preserve">외부. u-blox ROS 드라이버 (package.xml 원저자 Gareth Cross)</w:t>
+              <w:t xml:space="preserve">외부. u-blox ROS 드라이버 (package.xml 저자 Johannes Meyer, 관리자 Gareth Cross)</w:t>
             </w:r>
           </w:p>
         </w:tc>
@@ -1945,7 +1945,7 @@
                 <w:sz w:val="20"/>
                 <w:szCs w:val="20"/>
               </w:rPr>
-              <w:t xml:space="preserve">B배 F9P 설정·배별 인자, 토픽명 수정·해상 모델, 배별 설정 전달·EEPROM 저장 제거</w:t>
+              <w:t xml:space="preserve">B배 F9P 설정·배별 인자, F9P 해상 모델, 배별 설정 전달·EEPROM 저장 제거</w:t>
             </w:r>
           </w:p>
         </w:tc>

--- a/docs/전달용/보고서_분담/양식_GPS.docx
+++ b/docs/전달용/보고서_분담/양식_GPS.docx
@@ -724,7 +724,7 @@
           <w:sz w:val="20"/>
           <w:szCs w:val="20"/>
         </w:rPr>
-        <w:t xml:space="preserve">•  NTRIP 보정으로 FIXED 시 ±1.5 cm 급. 보정 서버 자격은 저장소 밖(~/.ssf/).</w:t>
+        <w:t xml:space="preserve">•  NTRIP 보정. B배 수신기(ZED-F9P) 손 시험(08-07)에서 RTK FIXED 수평 정확도 ±0.015 m, 위성 18개, pDOP 1.63. A배 C94-M8P 와 배에 단 상태는 미측정. 보정 서버 자격은 저장소 밖(~/.ssf/).</w:t>
       </w:r>
     </w:p>
     <w:p>

--- a/docs/전달용/보고서_분담/양식_GPS.docx
+++ b/docs/전달용/보고서_분담/양식_GPS.docx
@@ -715,8 +715,7 @@
     </w:p>
     <w:p>
       <w:pPr>
-        <w:spacing w:after="60" w:line="290"/>
-        <w:ind w:left="360" w:hanging="240"/>
+        <w:spacing w:after="100" w:line="300"/>
       </w:pPr>
       <w:r>
         <w:rPr>
@@ -724,7 +723,715 @@
           <w:sz w:val="20"/>
           <w:szCs w:val="20"/>
         </w:rPr>
-        <w:t xml:space="preserve">•  NTRIP 보정. B배 수신기(ZED-F9P) 손 시험(08-07)에서 RTK FIXED 수평 정확도 ±0.015 m, 위성 18개, pDOP 1.63. A배 C94-M8P 와 배에 단 상태는 미측정. 보정 서버 자격은 저장소 밖(~/.ssf/).</w:t>
+        <w:t xml:space="preserve">GPS 처리는 외부 드라이버 ublox_gps·ntrip_client 와 우리 노드 north_goal_angle 로 이뤄진다. north_goal_angle 은 다음 웨이포인트 방위 /north_goal_angle_tp, 임무 번호 /wp_mode, 경계 광선 /geofence_state 를 0.5 s 주기로 낸다. 설계 원칙은 "모르면 입을 다문다"이다.</w:t>
+      </w:r>
+    </w:p>
+    <w:p>
+      <w:pPr>
+        <w:pStyle w:val="Heading4"/>
+        <w:spacing w:after="60" w:before="140"/>
+      </w:pPr>
+      <w:r>
+        <w:rPr>
+          <w:rFonts w:ascii="Malgun Gothic" w:cs="Malgun Gothic" w:eastAsia="Malgun Gothic" w:hAnsi="Malgun Gothic"/>
+          <w:b/>
+          <w:bCs/>
+          <w:sz w:val="20"/>
+          <w:szCs w:val="20"/>
+        </w:rPr>
+        <w:t xml:space="preserve">수신기와 RTK 보정</w:t>
+      </w:r>
+    </w:p>
+    <w:p>
+      <w:pPr>
+        <w:spacing w:after="100" w:line="300"/>
+      </w:pPr>
+      <w:r>
+        <w:rPr>
+          <w:rFonts w:ascii="Malgun Gothic" w:cs="Malgun Gothic" w:eastAsia="Malgun Gothic" w:hAnsi="Malgun Gothic"/>
+          <w:sz w:val="20"/>
+          <w:szCs w:val="20"/>
+        </w:rPr>
+        <w:t xml:space="preserve">단독 측위 오차(±3~5 m)가 부표 간격보다 커서 웨이포인트에는 RTK 가 필요하다. 보정은 인터넷 NTRIP 으로 받아 UHF 안테나를 달지 않는다. ntrip_client 는 수신기 드라이버보다 2.0 s 늦게 뜨고, 계정은 저장소 밖(~/.ssf/) 파일에서 읽는다. 파일이 없으면 예외 없이 그 노드만 생략한다 — 예외가 나면 메인 launch 전체가 내려가기 때문이다. 세션이 끊기면 5 s 간격 최대 10회 재연결한다. 외부 드라이버는 설정만 바꿨다: 두 배 해상 모델 sea, EEPROM 저장 없이 RAM 적용, ZED-F9P 용 이동국 파일 신설, 메인 launch 의 gps_config 전달.</w:t>
+      </w:r>
+    </w:p>
+    <w:p>
+      <w:pPr>
+        <w:pStyle w:val="Heading4"/>
+        <w:spacing w:after="60" w:before="140"/>
+      </w:pPr>
+      <w:r>
+        <w:rPr>
+          <w:rFonts w:ascii="Malgun Gothic" w:cs="Malgun Gothic" w:eastAsia="Malgun Gothic" w:hAnsi="Malgun Gothic"/>
+          <w:b/>
+          <w:bCs/>
+          <w:sz w:val="20"/>
+          <w:szCs w:val="20"/>
+        </w:rPr>
+        <w:t xml:space="preserve">fix 검증·필터·신선도</w:t>
+      </w:r>
+    </w:p>
+    <w:p>
+      <w:pPr>
+        <w:spacing w:after="100" w:line="300"/>
+      </w:pPr>
+      <w:r>
+        <w:rPr>
+          <w:rFonts w:ascii="Malgun Gothic" w:cs="Malgun Gothic" w:eastAsia="Malgun Gothic" w:hAnsi="Malgun Gothic"/>
+          <w:sz w:val="20"/>
+          <w:szCs w:val="20"/>
+        </w:rPr>
+        <w:t xml:space="preserve">작년 코드는 fix 상태를 보지 않고 위경도를 대입했다. 드라이버는 fix 가 없어도 status −1, 위경도 0.0 인 메시지를 계속 내므로, 2026-08-06 실기에서 fix 없이 위도 0°·경도 0° 기준 방위 47.96° 가 발행됐다. 올해는 fix 를 다섯 층으로 거른다.</w:t>
+      </w:r>
+    </w:p>
+    <w:tbl>
+      <w:tblPr>
+        <w:tblW w:type="dxa" w:w="9360"/>
+        <w:tblBorders>
+          <w:top w:val="single" w:color="auto" w:sz="4"/>
+          <w:left w:val="single" w:color="auto" w:sz="4"/>
+          <w:bottom w:val="single" w:color="auto" w:sz="4"/>
+          <w:right w:val="single" w:color="auto" w:sz="4"/>
+          <w:insideH w:val="single" w:color="auto" w:sz="4"/>
+          <w:insideV w:val="single" w:color="auto" w:sz="4"/>
+        </w:tblBorders>
+      </w:tblPr>
+      <w:tblGrid>
+        <w:gridCol w:w="3120"/>
+        <w:gridCol w:w="3120"/>
+        <w:gridCol w:w="3120"/>
+      </w:tblGrid>
+      <w:tr>
+        <w:trPr>
+          <w:tblHeader/>
+        </w:trPr>
+        <w:tc>
+          <w:tcPr>
+            <w:tcW w:type="dxa" w:w="3120"/>
+            <w:tcBorders>
+              <w:top w:val="single" w:color="000000" w:sz="6"/>
+              <w:left w:val="single" w:color="000000" w:sz="6"/>
+              <w:bottom w:val="single" w:color="000000" w:sz="6"/>
+              <w:right w:val="single" w:color="000000" w:sz="6"/>
+            </w:tcBorders>
+            <w:shd w:fill="E7E6E6" w:color="auto" w:val="clear"/>
+            <w:tcMar>
+              <w:top w:type="dxa" w:w="60"/>
+              <w:left w:type="dxa" w:w="90"/>
+              <w:bottom w:type="dxa" w:w="60"/>
+              <w:right w:type="dxa" w:w="90"/>
+            </w:tcMar>
+          </w:tcPr>
+          <w:p>
+            <w:pPr>
+              <w:jc w:val="center"/>
+            </w:pPr>
+            <w:r>
+              <w:rPr>
+                <w:rFonts w:ascii="Malgun Gothic" w:cs="Malgun Gothic" w:eastAsia="Malgun Gothic" w:hAnsi="Malgun Gothic"/>
+                <w:b/>
+                <w:bCs/>
+                <w:sz w:val="20"/>
+                <w:szCs w:val="20"/>
+              </w:rPr>
+              <w:t xml:space="preserve">층</w:t>
+            </w:r>
+          </w:p>
+        </w:tc>
+        <w:tc>
+          <w:tcPr>
+            <w:tcW w:type="dxa" w:w="3120"/>
+            <w:tcBorders>
+              <w:top w:val="single" w:color="000000" w:sz="6"/>
+              <w:left w:val="single" w:color="000000" w:sz="6"/>
+              <w:bottom w:val="single" w:color="000000" w:sz="6"/>
+              <w:right w:val="single" w:color="000000" w:sz="6"/>
+            </w:tcBorders>
+            <w:shd w:fill="E7E6E6" w:color="auto" w:val="clear"/>
+            <w:tcMar>
+              <w:top w:type="dxa" w:w="60"/>
+              <w:left w:type="dxa" w:w="90"/>
+              <w:bottom w:type="dxa" w:w="60"/>
+              <w:right w:type="dxa" w:w="90"/>
+            </w:tcMar>
+          </w:tcPr>
+          <w:p>
+            <w:pPr>
+              <w:jc w:val="center"/>
+            </w:pPr>
+            <w:r>
+              <w:rPr>
+                <w:rFonts w:ascii="Malgun Gothic" w:cs="Malgun Gothic" w:eastAsia="Malgun Gothic" w:hAnsi="Malgun Gothic"/>
+                <w:b/>
+                <w:bCs/>
+                <w:sz w:val="20"/>
+                <w:szCs w:val="20"/>
+              </w:rPr>
+              <w:t xml:space="preserve">처리</w:t>
+            </w:r>
+          </w:p>
+        </w:tc>
+        <w:tc>
+          <w:tcPr>
+            <w:tcW w:type="dxa" w:w="3120"/>
+            <w:tcBorders>
+              <w:top w:val="single" w:color="000000" w:sz="6"/>
+              <w:left w:val="single" w:color="000000" w:sz="6"/>
+              <w:bottom w:val="single" w:color="000000" w:sz="6"/>
+              <w:right w:val="single" w:color="000000" w:sz="6"/>
+            </w:tcBorders>
+            <w:shd w:fill="E7E6E6" w:color="auto" w:val="clear"/>
+            <w:tcMar>
+              <w:top w:type="dxa" w:w="60"/>
+              <w:left w:type="dxa" w:w="90"/>
+              <w:bottom w:type="dxa" w:w="60"/>
+              <w:right w:type="dxa" w:w="90"/>
+            </w:tcMar>
+          </w:tcPr>
+          <w:p>
+            <w:pPr>
+              <w:jc w:val="center"/>
+            </w:pPr>
+            <w:r>
+              <w:rPr>
+                <w:rFonts w:ascii="Malgun Gothic" w:cs="Malgun Gothic" w:eastAsia="Malgun Gothic" w:hAnsi="Malgun Gothic"/>
+                <w:b/>
+                <w:bCs/>
+                <w:sz w:val="20"/>
+                <w:szCs w:val="20"/>
+              </w:rPr>
+              <w:t xml:space="preserve">값</w:t>
+            </w:r>
+          </w:p>
+        </w:tc>
+      </w:tr>
+      <w:tr>
+        <w:tc>
+          <w:tcPr>
+            <w:tcW w:type="dxa" w:w="3120"/>
+            <w:tcBorders>
+              <w:top w:val="single" w:color="000000" w:sz="6"/>
+              <w:left w:val="single" w:color="000000" w:sz="6"/>
+              <w:bottom w:val="single" w:color="000000" w:sz="6"/>
+              <w:right w:val="single" w:color="000000" w:sz="6"/>
+            </w:tcBorders>
+            <w:tcMar>
+              <w:top w:type="dxa" w:w="60"/>
+              <w:left w:type="dxa" w:w="90"/>
+              <w:bottom w:type="dxa" w:w="60"/>
+              <w:right w:type="dxa" w:w="90"/>
+            </w:tcMar>
+          </w:tcPr>
+          <w:p>
+            <w:pPr>
+              <w:jc w:val="left"/>
+            </w:pPr>
+            <w:r>
+              <w:rPr>
+                <w:rFonts w:ascii="Malgun Gothic" w:cs="Malgun Gothic" w:eastAsia="Malgun Gothic" w:hAnsi="Malgun Gothic"/>
+                <w:sz w:val="20"/>
+                <w:szCs w:val="20"/>
+              </w:rPr>
+              <w:t xml:space="preserve">fix 검증 (gps_guard)</w:t>
+            </w:r>
+          </w:p>
+        </w:tc>
+        <w:tc>
+          <w:tcPr>
+            <w:tcW w:type="dxa" w:w="3120"/>
+            <w:tcBorders>
+              <w:top w:val="single" w:color="000000" w:sz="6"/>
+              <w:left w:val="single" w:color="000000" w:sz="6"/>
+              <w:bottom w:val="single" w:color="000000" w:sz="6"/>
+              <w:right w:val="single" w:color="000000" w:sz="6"/>
+            </w:tcBorders>
+            <w:tcMar>
+              <w:top w:type="dxa" w:w="60"/>
+              <w:left w:type="dxa" w:w="90"/>
+              <w:bottom w:type="dxa" w:w="60"/>
+              <w:right w:type="dxa" w:w="90"/>
+            </w:tcMar>
+          </w:tcPr>
+          <w:p>
+            <w:pPr>
+              <w:jc w:val="left"/>
+            </w:pPr>
+            <w:r>
+              <w:rPr>
+                <w:rFonts w:ascii="Malgun Gothic" w:cs="Malgun Gothic" w:eastAsia="Malgun Gothic" w:hAnsi="Malgun Gothic"/>
+                <w:sz w:val="20"/>
+                <w:szCs w:val="20"/>
+              </w:rPr>
+              <w:t xml:space="preserve">status &lt; 0, NaN·inf, (0, 0), 위경도 범위 밖이면 have_fix 해제, 방위·거리 미발행</w:t>
+            </w:r>
+          </w:p>
+        </w:tc>
+        <w:tc>
+          <w:tcPr>
+            <w:tcW w:type="dxa" w:w="3120"/>
+            <w:tcBorders>
+              <w:top w:val="single" w:color="000000" w:sz="6"/>
+              <w:left w:val="single" w:color="000000" w:sz="6"/>
+              <w:bottom w:val="single" w:color="000000" w:sz="6"/>
+              <w:right w:val="single" w:color="000000" w:sz="6"/>
+            </w:tcBorders>
+            <w:tcMar>
+              <w:top w:type="dxa" w:w="60"/>
+              <w:left w:type="dxa" w:w="90"/>
+              <w:bottom w:type="dxa" w:w="60"/>
+              <w:right w:type="dxa" w:w="90"/>
+            </w:tcMar>
+          </w:tcPr>
+          <w:p>
+            <w:pPr>
+              <w:jc w:val="left"/>
+            </w:pPr>
+            <w:r>
+              <w:rPr>
+                <w:rFonts w:ascii="Malgun Gothic" w:cs="Malgun Gothic" w:eastAsia="Malgun Gothic" w:hAnsi="Malgun Gothic"/>
+                <w:sz w:val="20"/>
+                <w:szCs w:val="20"/>
+              </w:rPr>
+              <w:t xml:space="preserve">—</w:t>
+            </w:r>
+          </w:p>
+        </w:tc>
+      </w:tr>
+      <w:tr>
+        <w:tc>
+          <w:tcPr>
+            <w:tcW w:type="dxa" w:w="3120"/>
+            <w:tcBorders>
+              <w:top w:val="single" w:color="000000" w:sz="6"/>
+              <w:left w:val="single" w:color="000000" w:sz="6"/>
+              <w:bottom w:val="single" w:color="000000" w:sz="6"/>
+              <w:right w:val="single" w:color="000000" w:sz="6"/>
+            </w:tcBorders>
+            <w:tcMar>
+              <w:top w:type="dxa" w:w="60"/>
+              <w:left w:type="dxa" w:w="90"/>
+              <w:bottom w:type="dxa" w:w="60"/>
+              <w:right w:type="dxa" w:w="90"/>
+            </w:tcMar>
+          </w:tcPr>
+          <w:p>
+            <w:pPr>
+              <w:jc w:val="left"/>
+            </w:pPr>
+            <w:r>
+              <w:rPr>
+                <w:rFonts w:ascii="Malgun Gothic" w:cs="Malgun Gothic" w:eastAsia="Malgun Gothic" w:hAnsi="Malgun Gothic"/>
+                <w:sz w:val="20"/>
+                <w:szCs w:val="20"/>
+              </w:rPr>
+              <w:t xml:space="preserve">공분산</w:t>
+            </w:r>
+          </w:p>
+        </w:tc>
+        <w:tc>
+          <w:tcPr>
+            <w:tcW w:type="dxa" w:w="3120"/>
+            <w:tcBorders>
+              <w:top w:val="single" w:color="000000" w:sz="6"/>
+              <w:left w:val="single" w:color="000000" w:sz="6"/>
+              <w:bottom w:val="single" w:color="000000" w:sz="6"/>
+              <w:right w:val="single" w:color="000000" w:sz="6"/>
+            </w:tcBorders>
+            <w:tcMar>
+              <w:top w:type="dxa" w:w="60"/>
+              <w:left w:type="dxa" w:w="90"/>
+              <w:bottom w:type="dxa" w:w="60"/>
+              <w:right w:type="dxa" w:w="90"/>
+            </w:tcMar>
+          </w:tcPr>
+          <w:p>
+            <w:pPr>
+              <w:jc w:val="left"/>
+            </w:pPr>
+            <w:r>
+              <w:rPr>
+                <w:rFonts w:ascii="Malgun Gothic" w:cs="Malgun Gothic" w:eastAsia="Malgun Gothic" w:hAnsi="Malgun Gothic"/>
+                <w:sz w:val="20"/>
+                <w:szCs w:val="20"/>
+              </w:rPr>
+              <w:t xml:space="preserve">position_covariance[0] 이 임계 초과면 그 프레임만 버림. 0 이하는 정보 없음으로 통과</w:t>
+            </w:r>
+          </w:p>
+        </w:tc>
+        <w:tc>
+          <w:tcPr>
+            <w:tcW w:type="dxa" w:w="3120"/>
+            <w:tcBorders>
+              <w:top w:val="single" w:color="000000" w:sz="6"/>
+              <w:left w:val="single" w:color="000000" w:sz="6"/>
+              <w:bottom w:val="single" w:color="000000" w:sz="6"/>
+              <w:right w:val="single" w:color="000000" w:sz="6"/>
+            </w:tcBorders>
+            <w:tcMar>
+              <w:top w:type="dxa" w:w="60"/>
+              <w:left w:type="dxa" w:w="90"/>
+              <w:bottom w:type="dxa" w:w="60"/>
+              <w:right w:type="dxa" w:w="90"/>
+            </w:tcMar>
+          </w:tcPr>
+          <w:p>
+            <w:pPr>
+              <w:jc w:val="left"/>
+            </w:pPr>
+            <w:r>
+              <w:rPr>
+                <w:rFonts w:ascii="Malgun Gothic" w:cs="Malgun Gothic" w:eastAsia="Malgun Gothic" w:hAnsi="Malgun Gothic"/>
+                <w:sz w:val="20"/>
+                <w:szCs w:val="20"/>
+              </w:rPr>
+              <w:t xml:space="preserve">gps_cov_threshold 2.0</w:t>
+            </w:r>
+          </w:p>
+        </w:tc>
+      </w:tr>
+      <w:tr>
+        <w:tc>
+          <w:tcPr>
+            <w:tcW w:type="dxa" w:w="3120"/>
+            <w:tcBorders>
+              <w:top w:val="single" w:color="000000" w:sz="6"/>
+              <w:left w:val="single" w:color="000000" w:sz="6"/>
+              <w:bottom w:val="single" w:color="000000" w:sz="6"/>
+              <w:right w:val="single" w:color="000000" w:sz="6"/>
+            </w:tcBorders>
+            <w:tcMar>
+              <w:top w:type="dxa" w:w="60"/>
+              <w:left w:type="dxa" w:w="90"/>
+              <w:bottom w:type="dxa" w:w="60"/>
+              <w:right w:type="dxa" w:w="90"/>
+            </w:tcMar>
+          </w:tcPr>
+          <w:p>
+            <w:pPr>
+              <w:jc w:val="left"/>
+            </w:pPr>
+            <w:r>
+              <w:rPr>
+                <w:rFonts w:ascii="Malgun Gothic" w:cs="Malgun Gothic" w:eastAsia="Malgun Gothic" w:hAnsi="Malgun Gothic"/>
+                <w:sz w:val="20"/>
+                <w:szCs w:val="20"/>
+              </w:rPr>
+              <w:t xml:space="preserve">점프</w:t>
+            </w:r>
+          </w:p>
+        </w:tc>
+        <w:tc>
+          <w:tcPr>
+            <w:tcW w:type="dxa" w:w="3120"/>
+            <w:tcBorders>
+              <w:top w:val="single" w:color="000000" w:sz="6"/>
+              <w:left w:val="single" w:color="000000" w:sz="6"/>
+              <w:bottom w:val="single" w:color="000000" w:sz="6"/>
+              <w:right w:val="single" w:color="000000" w:sz="6"/>
+            </w:tcBorders>
+            <w:tcMar>
+              <w:top w:type="dxa" w:w="60"/>
+              <w:left w:type="dxa" w:w="90"/>
+              <w:bottom w:type="dxa" w:w="60"/>
+              <w:right w:type="dxa" w:w="90"/>
+            </w:tcMar>
+          </w:tcPr>
+          <w:p>
+            <w:pPr>
+              <w:jc w:val="left"/>
+            </w:pPr>
+            <w:r>
+              <w:rPr>
+                <w:rFonts w:ascii="Malgun Gothic" w:cs="Malgun Gothic" w:eastAsia="Malgun Gothic" w:hAnsi="Malgun Gothic"/>
+                <w:sz w:val="20"/>
+                <w:szCs w:val="20"/>
+              </w:rPr>
+              <w:t xml:space="preserve">직전 fix 대비 속도가 상한 초과면 순간이동(멀티패스)으로 버림</w:t>
+            </w:r>
+          </w:p>
+        </w:tc>
+        <w:tc>
+          <w:tcPr>
+            <w:tcW w:type="dxa" w:w="3120"/>
+            <w:tcBorders>
+              <w:top w:val="single" w:color="000000" w:sz="6"/>
+              <w:left w:val="single" w:color="000000" w:sz="6"/>
+              <w:bottom w:val="single" w:color="000000" w:sz="6"/>
+              <w:right w:val="single" w:color="000000" w:sz="6"/>
+            </w:tcBorders>
+            <w:tcMar>
+              <w:top w:type="dxa" w:w="60"/>
+              <w:left w:type="dxa" w:w="90"/>
+              <w:bottom w:type="dxa" w:w="60"/>
+              <w:right w:type="dxa" w:w="90"/>
+            </w:tcMar>
+          </w:tcPr>
+          <w:p>
+            <w:pPr>
+              <w:jc w:val="left"/>
+            </w:pPr>
+            <w:r>
+              <w:rPr>
+                <w:rFonts w:ascii="Malgun Gothic" w:cs="Malgun Gothic" w:eastAsia="Malgun Gothic" w:hAnsi="Malgun Gothic"/>
+                <w:sz w:val="20"/>
+                <w:szCs w:val="20"/>
+              </w:rPr>
+              <w:t xml:space="preserve">gps_max_speed_mps 15.0 m/s</w:t>
+            </w:r>
+          </w:p>
+        </w:tc>
+      </w:tr>
+      <w:tr>
+        <w:tc>
+          <w:tcPr>
+            <w:tcW w:type="dxa" w:w="3120"/>
+            <w:tcBorders>
+              <w:top w:val="single" w:color="000000" w:sz="6"/>
+              <w:left w:val="single" w:color="000000" w:sz="6"/>
+              <w:bottom w:val="single" w:color="000000" w:sz="6"/>
+              <w:right w:val="single" w:color="000000" w:sz="6"/>
+            </w:tcBorders>
+            <w:tcMar>
+              <w:top w:type="dxa" w:w="60"/>
+              <w:left w:type="dxa" w:w="90"/>
+              <w:bottom w:type="dxa" w:w="60"/>
+              <w:right w:type="dxa" w:w="90"/>
+            </w:tcMar>
+          </w:tcPr>
+          <w:p>
+            <w:pPr>
+              <w:jc w:val="left"/>
+            </w:pPr>
+            <w:r>
+              <w:rPr>
+                <w:rFonts w:ascii="Malgun Gothic" w:cs="Malgun Gothic" w:eastAsia="Malgun Gothic" w:hAnsi="Malgun Gothic"/>
+                <w:sz w:val="20"/>
+                <w:szCs w:val="20"/>
+              </w:rPr>
+              <w:t xml:space="preserve">적응형 스무딩</w:t>
+            </w:r>
+          </w:p>
+        </w:tc>
+        <w:tc>
+          <w:tcPr>
+            <w:tcW w:type="dxa" w:w="3120"/>
+            <w:tcBorders>
+              <w:top w:val="single" w:color="000000" w:sz="6"/>
+              <w:left w:val="single" w:color="000000" w:sz="6"/>
+              <w:bottom w:val="single" w:color="000000" w:sz="6"/>
+              <w:right w:val="single" w:color="000000" w:sz="6"/>
+            </w:tcBorders>
+            <w:tcMar>
+              <w:top w:type="dxa" w:w="60"/>
+              <w:left w:type="dxa" w:w="90"/>
+              <w:bottom w:type="dxa" w:w="60"/>
+              <w:right w:type="dxa" w:w="90"/>
+            </w:tcMar>
+          </w:tcPr>
+          <w:p>
+            <w:pPr>
+              <w:jc w:val="left"/>
+            </w:pPr>
+            <w:r>
+              <w:rPr>
+                <w:rFonts w:ascii="Malgun Gothic" w:cs="Malgun Gothic" w:eastAsia="Malgun Gothic" w:hAnsi="Malgun Gothic"/>
+                <w:sz w:val="20"/>
+                <w:szCs w:val="20"/>
+              </w:rPr>
+              <w:t xml:space="preserve">오차 e &lt; 0.5 m → α 0.15, &lt; 1.5 m → 0.30, 그 이상 0.80 으로 p ← α·p_raw + (1 − α)·p</w:t>
+            </w:r>
+          </w:p>
+        </w:tc>
+        <w:tc>
+          <w:tcPr>
+            <w:tcW w:type="dxa" w:w="3120"/>
+            <w:tcBorders>
+              <w:top w:val="single" w:color="000000" w:sz="6"/>
+              <w:left w:val="single" w:color="000000" w:sz="6"/>
+              <w:bottom w:val="single" w:color="000000" w:sz="6"/>
+              <w:right w:val="single" w:color="000000" w:sz="6"/>
+            </w:tcBorders>
+            <w:tcMar>
+              <w:top w:type="dxa" w:w="60"/>
+              <w:left w:type="dxa" w:w="90"/>
+              <w:bottom w:type="dxa" w:w="60"/>
+              <w:right w:type="dxa" w:w="90"/>
+            </w:tcMar>
+          </w:tcPr>
+          <w:p>
+            <w:pPr>
+              <w:jc w:val="left"/>
+            </w:pPr>
+            <w:r>
+              <w:rPr>
+                <w:rFonts w:ascii="Malgun Gothic" w:cs="Malgun Gothic" w:eastAsia="Malgun Gothic" w:hAnsi="Malgun Gothic"/>
+                <w:sz w:val="20"/>
+                <w:szCs w:val="20"/>
+              </w:rPr>
+              <w:t xml:space="preserve">코드 상수</w:t>
+            </w:r>
+          </w:p>
+        </w:tc>
+      </w:tr>
+      <w:tr>
+        <w:tc>
+          <w:tcPr>
+            <w:tcW w:type="dxa" w:w="3120"/>
+            <w:tcBorders>
+              <w:top w:val="single" w:color="000000" w:sz="6"/>
+              <w:left w:val="single" w:color="000000" w:sz="6"/>
+              <w:bottom w:val="single" w:color="000000" w:sz="6"/>
+              <w:right w:val="single" w:color="000000" w:sz="6"/>
+            </w:tcBorders>
+            <w:tcMar>
+              <w:top w:type="dxa" w:w="60"/>
+              <w:left w:type="dxa" w:w="90"/>
+              <w:bottom w:type="dxa" w:w="60"/>
+              <w:right w:type="dxa" w:w="90"/>
+            </w:tcMar>
+          </w:tcPr>
+          <w:p>
+            <w:pPr>
+              <w:jc w:val="left"/>
+            </w:pPr>
+            <w:r>
+              <w:rPr>
+                <w:rFonts w:ascii="Malgun Gothic" w:cs="Malgun Gothic" w:eastAsia="Malgun Gothic" w:hAnsi="Malgun Gothic"/>
+                <w:sz w:val="20"/>
+                <w:szCs w:val="20"/>
+              </w:rPr>
+              <w:t xml:space="preserve">신선도</w:t>
+            </w:r>
+          </w:p>
+        </w:tc>
+        <w:tc>
+          <w:tcPr>
+            <w:tcW w:type="dxa" w:w="3120"/>
+            <w:tcBorders>
+              <w:top w:val="single" w:color="000000" w:sz="6"/>
+              <w:left w:val="single" w:color="000000" w:sz="6"/>
+              <w:bottom w:val="single" w:color="000000" w:sz="6"/>
+              <w:right w:val="single" w:color="000000" w:sz="6"/>
+            </w:tcBorders>
+            <w:tcMar>
+              <w:top w:type="dxa" w:w="60"/>
+              <w:left w:type="dxa" w:w="90"/>
+              <w:bottom w:type="dxa" w:w="60"/>
+              <w:right w:type="dxa" w:w="90"/>
+            </w:tcMar>
+          </w:tcPr>
+          <w:p>
+            <w:pPr>
+              <w:jc w:val="left"/>
+            </w:pPr>
+            <w:r>
+              <w:rPr>
+                <w:rFonts w:ascii="Malgun Gothic" w:cs="Malgun Gothic" w:eastAsia="Malgun Gothic" w:hAnsi="Malgun Gothic"/>
+                <w:sz w:val="20"/>
+                <w:szCs w:val="20"/>
+              </w:rPr>
+              <w:t xml:space="preserve">마지막으로 받아들인 fix 후 임계 초과면 방위·거리·지오펜스·도착 판정·ILOS 적분 정지. ERROR 진입 1회 + 5 s 주기</w:t>
+            </w:r>
+          </w:p>
+        </w:tc>
+        <w:tc>
+          <w:tcPr>
+            <w:tcW w:type="dxa" w:w="3120"/>
+            <w:tcBorders>
+              <w:top w:val="single" w:color="000000" w:sz="6"/>
+              <w:left w:val="single" w:color="000000" w:sz="6"/>
+              <w:bottom w:val="single" w:color="000000" w:sz="6"/>
+              <w:right w:val="single" w:color="000000" w:sz="6"/>
+            </w:tcBorders>
+            <w:tcMar>
+              <w:top w:type="dxa" w:w="60"/>
+              <w:left w:type="dxa" w:w="90"/>
+              <w:bottom w:type="dxa" w:w="60"/>
+              <w:right w:type="dxa" w:w="90"/>
+            </w:tcMar>
+          </w:tcPr>
+          <w:p>
+            <w:pPr>
+              <w:jc w:val="left"/>
+            </w:pPr>
+            <w:r>
+              <w:rPr>
+                <w:rFonts w:ascii="Malgun Gothic" w:cs="Malgun Gothic" w:eastAsia="Malgun Gothic" w:hAnsi="Malgun Gothic"/>
+                <w:sz w:val="20"/>
+                <w:szCs w:val="20"/>
+              </w:rPr>
+              <w:t xml:space="preserve">gps_stale_sec 2.5 s</w:t>
+            </w:r>
+          </w:p>
+        </w:tc>
+      </w:tr>
+    </w:tbl>
+    <w:p>
+      <w:pPr>
+        <w:spacing w:after="60"/>
+      </w:pPr>
+      <w:r>
+        <w:rPr>
+          <w:rFonts w:ascii="Malgun Gothic" w:cs="Malgun Gothic" w:eastAsia="Malgun Gothic" w:hAnsi="Malgun Gothic"/>
+          <w:sz w:val="20"/>
+          <w:szCs w:val="20"/>
+        </w:rPr>
+        <w:t xml:space="preserve"/>
+      </w:r>
+    </w:p>
+    <w:p>
+      <w:pPr>
+        <w:spacing w:after="100" w:line="300"/>
+      </w:pPr>
+      <w:r>
+        <w:rPr>
+          <w:rFonts w:ascii="Malgun Gothic" w:cs="Malgun Gothic" w:eastAsia="Malgun Gothic" w:hAnsi="Malgun Gothic"/>
+          <w:sz w:val="20"/>
+          <w:szCs w:val="20"/>
+        </w:rPr>
+        <w:t xml:space="preserve">필터가 버리는 것은 한 프레임뿐이며 fix 상실로 보지 않는다. 신선도 2.5 s 는 1 Hz 에서 한 프레임 빠짐(2.0 s)은 견디고 두 프레임부터 stale 로 보는 값이다. 2026-10-29 이전에는 have_fix 가 한 번 참이면 GPS 가 끊겨도 마지막 위치로 방위를 계속 냈다.</w:t>
+      </w:r>
+    </w:p>
+    <w:p>
+      <w:pPr>
+        <w:pStyle w:val="Heading4"/>
+        <w:spacing w:after="60" w:before="140"/>
+      </w:pPr>
+      <w:r>
+        <w:rPr>
+          <w:rFonts w:ascii="Malgun Gothic" w:cs="Malgun Gothic" w:eastAsia="Malgun Gothic" w:hAnsi="Malgun Gothic"/>
+          <w:b/>
+          <w:bCs/>
+          <w:sz w:val="20"/>
+          <w:szCs w:val="20"/>
+        </w:rPr>
+        <w:t xml:space="preserve">웨이포인트와 LOS·ILOS 유도</w:t>
+      </w:r>
+    </w:p>
+    <w:p>
+      <w:pPr>
+        <w:spacing w:after="100" w:line="300"/>
+      </w:pPr>
+      <w:r>
+        <w:rPr>
+          <w:rFonts w:ascii="Malgun Gothic" w:cs="Malgun Gothic" w:eastAsia="Malgun Gothic" w:hAnsi="Malgun Gothic"/>
+          <w:sz w:val="20"/>
+          <w:szCs w:val="20"/>
+        </w:rPr>
+        <w:t xml:space="preserve">웨이포인트는 config/waypoints.yaml 의 {구역, lat, lon, mode, dwell} 목록이다. 로더가 좌표 범위(빈칸 0.0, 위경도 뒤바뀜)·mode·dwell 을 검사해 틀리면 몇 번째 항목이 왜 틀렸는지 남기고 노드를 세운다. 대회장 좌표는 waypoint_recorder 가 최근 2.0 s 의 유효 fix 를 평균해 녹화한다.</w:t>
+      </w:r>
+    </w:p>
+    <w:p>
+      <w:pPr>
+        <w:spacing w:after="100" w:line="300"/>
+      </w:pPr>
+      <w:r>
+        <w:rPr>
+          <w:rFonts w:ascii="Malgun Gothic" w:cs="Malgun Gothic" w:eastAsia="Malgun Gothic" w:hAnsi="Malgun Gothic"/>
+          <w:sz w:val="20"/>
+          <w:szCs w:val="20"/>
+        </w:rPr>
+        <w:t xml:space="preserve">작년의 직접 방위는 조류에 밀리면 경로로 돌아오지 못하고 비스듬히 접근했다. 올해는 이전 웨이포인트 P 에서 목표 W 로 가는 경로선을 기준으로 한다.</w:t>
       </w:r>
     </w:p>
     <w:p>
@@ -738,7 +1445,762 @@
           <w:sz w:val="20"/>
           <w:szCs w:val="20"/>
         </w:rPr>
-        <w:t xml:space="preserve">•  ⚠️ RTK on/off 위치 산포 비교표: FLOAT ____ m / FIXED ____ m (SeaNU 보고서 방식).</w:t>
+        <w:t xml:space="preserve">•  경로선 이탈: XTE = d(P, 배)·sin(ψ(P→배) − ψ(P→W)), 양수는 오른쪽으로 밀린 것.</w:t>
+      </w:r>
+    </w:p>
+    <w:p>
+      <w:pPr>
+        <w:spacing w:after="60" w:line="290"/>
+        <w:ind w:left="360" w:hanging="240"/>
+      </w:pPr>
+      <w:r>
+        <w:rPr>
+          <w:rFonts w:ascii="Malgun Gothic" w:cs="Malgun Gothic" w:eastAsia="Malgun Gothic" w:hAnsi="Malgun Gothic"/>
+          <w:sz w:val="20"/>
+          <w:szCs w:val="20"/>
+        </w:rPr>
+        <w:t xml:space="preserve">•  전방주시: L = clamp(1.2·v, 2.0, 6.0) m. 빠를수록 멀리 봐 완만하게 복귀한다.</w:t>
+      </w:r>
+    </w:p>
+    <w:p>
+      <w:pPr>
+        <w:spacing w:after="60" w:line="290"/>
+        <w:ind w:left="360" w:hanging="240"/>
+      </w:pPr>
+      <w:r>
+        <w:rPr>
+          <w:rFonts w:ascii="Malgun Gothic" w:cs="Malgun Gothic" w:eastAsia="Malgun Gothic" w:hAnsi="Malgun Gothic"/>
+          <w:sz w:val="20"/>
+          <w:szCs w:val="20"/>
+        </w:rPr>
+        <w:t xml:space="preserve">•  목표 방위: ψ_d = ψ(P→W) − atan2(XTE + k_i·I, max(0.1, L)).</w:t>
+      </w:r>
+    </w:p>
+    <w:p>
+      <w:pPr>
+        <w:spacing w:after="60" w:line="290"/>
+        <w:ind w:left="360" w:hanging="240"/>
+      </w:pPr>
+      <w:r>
+        <w:rPr>
+          <w:rFonts w:ascii="Malgun Gothic" w:cs="Malgun Gothic" w:eastAsia="Malgun Gothic" w:hAnsi="Malgun Gothic"/>
+          <w:sz w:val="20"/>
+          <w:szCs w:val="20"/>
+        </w:rPr>
+        <w:t xml:space="preserve">•  ILOS 적분: I ← I + XTE·Δt, |I| ≤ 50(anti-windup), k_i = 0.02. 조류·바람처럼 계속 미는 외란을 상쇄한다. 웨이포인트를 넘길 때 P 를 갱신하고 I 를 0 으로 되돌린다.</w:t>
+      </w:r>
+    </w:p>
+    <w:p>
+      <w:pPr>
+        <w:spacing w:after="60" w:line="290"/>
+        <w:ind w:left="360" w:hanging="240"/>
+      </w:pPr>
+      <w:r>
+        <w:rPr>
+          <w:rFonts w:ascii="Malgun Gothic" w:cs="Malgun Gothic" w:eastAsia="Malgun Gothic" w:hAnsi="Malgun Gothic"/>
+          <w:sz w:val="20"/>
+          <w:szCs w:val="20"/>
+        </w:rPr>
+        <w:t xml:space="preserve">•  도착 반경: 도킹(mode 7) 2.0 m, 그 외 속도 2 m/s 미만 2.5 m, 5 m/s 미만 3.5 m, 그 이상 4.5 m. 반경 안에 dwell 초 머무르면 다음 웨이포인트로 넘어간다.</w:t>
+      </w:r>
+    </w:p>
+    <w:p>
+      <w:pPr>
+        <w:spacing w:after="100" w:line="300"/>
+      </w:pPr>
+      <w:r>
+        <w:rPr>
+          <w:rFonts w:ascii="Malgun Gothic" w:cs="Malgun Gothic" w:eastAsia="Malgun Gothic" w:hAnsi="Malgun Gothic"/>
+          <w:sz w:val="20"/>
+          <w:szCs w:val="20"/>
+        </w:rPr>
+        <w:t xml:space="preserve">LOS 이득은 초기값이며 물 위에서 튜닝한다. require_boat_mode_auto 가 true 이면 RC 모드가 AUTO 일 때만 웨이포인트가 전진하고, 그 전까지 타이머·dwell·적분·경로 시작점을 초기화해 AUTO 전환 순간 WP0 부터 시작한다.</w:t>
+      </w:r>
+    </w:p>
+    <w:p>
+      <w:pPr>
+        <w:pStyle w:val="Heading4"/>
+        <w:spacing w:after="60" w:before="140"/>
+      </w:pPr>
+      <w:r>
+        <w:rPr>
+          <w:rFonts w:ascii="Malgun Gothic" w:cs="Malgun Gothic" w:eastAsia="Malgun Gothic" w:hAnsi="Malgun Gothic"/>
+          <w:b/>
+          <w:bCs/>
+          <w:sz w:val="20"/>
+          <w:szCs w:val="20"/>
+        </w:rPr>
+        <w:t xml:space="preserve">지오펜스 생성</w:t>
+      </w:r>
+    </w:p>
+    <w:p>
+      <w:pPr>
+        <w:spacing w:after="100" w:line="300"/>
+      </w:pPr>
+      <w:r>
+        <w:rPr>
+          <w:rFonts w:ascii="Malgun Gothic" w:cs="Malgun Gothic" w:eastAsia="Malgun Gothic" w:hAnsi="Malgun Gothic"/>
+          <w:sz w:val="20"/>
+          <w:szCs w:val="20"/>
+        </w:rPr>
+        <w:t xml:space="preserve">경계 최근접점 방향으로 원뿔을 막으면 40 × 40 m 경기장 모서리에서 대각선을 향한 배의 정면이 두 원뿔 사이로 열린다. 광선 방식은 정면 경계 거리가 그대로 벽이 되고 튜닝 파라미터도 없다. 상대방위 −80°~+80° 를 1° 간격으로, 절대 방위 /imu/yaw + 상대방위 방향 광선과 경계 폴리곤 변의 최근접 교점 거리(30 m 초과는 inf)를 구해 [−80, 1, r0 … r160] 으로 낸다. fix 없음·stale, /imu/yaw 0.5 s 초과, 배가 이미 경계 밖이면 빈 배열을 낸다. 헤딩이 얼면 "없는 벽"이 배를 가두고, 이미 밖이면 경계가 복귀로를 막기 때문이다. 부팅 5 s 뒤 구독자가 0 이면 ERROR 를 낸다. 대회장 경계 좌표가 아직 없어 geofence_polygon 은 비어 있다(꺼짐).</w:t>
+      </w:r>
+    </w:p>
+    <w:tbl>
+      <w:tblPr>
+        <w:tblW w:type="dxa" w:w="9360"/>
+        <w:tblBorders>
+          <w:top w:val="single" w:color="auto" w:sz="4"/>
+          <w:left w:val="single" w:color="auto" w:sz="4"/>
+          <w:bottom w:val="single" w:color="auto" w:sz="4"/>
+          <w:right w:val="single" w:color="auto" w:sz="4"/>
+          <w:insideH w:val="single" w:color="auto" w:sz="4"/>
+          <w:insideV w:val="single" w:color="auto" w:sz="4"/>
+        </w:tblBorders>
+      </w:tblPr>
+      <w:tblGrid>
+        <w:gridCol w:w="2340"/>
+        <w:gridCol w:w="2340"/>
+        <w:gridCol w:w="2340"/>
+        <w:gridCol w:w="2340"/>
+      </w:tblGrid>
+      <w:tr>
+        <w:trPr>
+          <w:tblHeader/>
+        </w:trPr>
+        <w:tc>
+          <w:tcPr>
+            <w:tcW w:type="dxa" w:w="2340"/>
+            <w:tcBorders>
+              <w:top w:val="single" w:color="000000" w:sz="6"/>
+              <w:left w:val="single" w:color="000000" w:sz="6"/>
+              <w:bottom w:val="single" w:color="000000" w:sz="6"/>
+              <w:right w:val="single" w:color="000000" w:sz="6"/>
+            </w:tcBorders>
+            <w:shd w:fill="E7E6E6" w:color="auto" w:val="clear"/>
+            <w:tcMar>
+              <w:top w:type="dxa" w:w="60"/>
+              <w:left w:type="dxa" w:w="90"/>
+              <w:bottom w:type="dxa" w:w="60"/>
+              <w:right w:type="dxa" w:w="90"/>
+            </w:tcMar>
+          </w:tcPr>
+          <w:p>
+            <w:pPr>
+              <w:jc w:val="center"/>
+            </w:pPr>
+            <w:r>
+              <w:rPr>
+                <w:rFonts w:ascii="Malgun Gothic" w:cs="Malgun Gothic" w:eastAsia="Malgun Gothic" w:hAnsi="Malgun Gothic"/>
+                <w:b/>
+                <w:bCs/>
+                <w:sz w:val="20"/>
+                <w:szCs w:val="20"/>
+              </w:rPr>
+              <w:t xml:space="preserve">작년</w:t>
+            </w:r>
+          </w:p>
+        </w:tc>
+        <w:tc>
+          <w:tcPr>
+            <w:tcW w:type="dxa" w:w="2340"/>
+            <w:tcBorders>
+              <w:top w:val="single" w:color="000000" w:sz="6"/>
+              <w:left w:val="single" w:color="000000" w:sz="6"/>
+              <w:bottom w:val="single" w:color="000000" w:sz="6"/>
+              <w:right w:val="single" w:color="000000" w:sz="6"/>
+            </w:tcBorders>
+            <w:shd w:fill="E7E6E6" w:color="auto" w:val="clear"/>
+            <w:tcMar>
+              <w:top w:type="dxa" w:w="60"/>
+              <w:left w:type="dxa" w:w="90"/>
+              <w:bottom w:type="dxa" w:w="60"/>
+              <w:right w:type="dxa" w:w="90"/>
+            </w:tcMar>
+          </w:tcPr>
+          <w:p>
+            <w:pPr>
+              <w:jc w:val="center"/>
+            </w:pPr>
+            <w:r>
+              <w:rPr>
+                <w:rFonts w:ascii="Malgun Gothic" w:cs="Malgun Gothic" w:eastAsia="Malgun Gothic" w:hAnsi="Malgun Gothic"/>
+                <w:b/>
+                <w:bCs/>
+                <w:sz w:val="20"/>
+                <w:szCs w:val="20"/>
+              </w:rPr>
+              <w:t xml:space="preserve">문제</w:t>
+            </w:r>
+          </w:p>
+        </w:tc>
+        <w:tc>
+          <w:tcPr>
+            <w:tcW w:type="dxa" w:w="2340"/>
+            <w:tcBorders>
+              <w:top w:val="single" w:color="000000" w:sz="6"/>
+              <w:left w:val="single" w:color="000000" w:sz="6"/>
+              <w:bottom w:val="single" w:color="000000" w:sz="6"/>
+              <w:right w:val="single" w:color="000000" w:sz="6"/>
+            </w:tcBorders>
+            <w:shd w:fill="E7E6E6" w:color="auto" w:val="clear"/>
+            <w:tcMar>
+              <w:top w:type="dxa" w:w="60"/>
+              <w:left w:type="dxa" w:w="90"/>
+              <w:bottom w:type="dxa" w:w="60"/>
+              <w:right w:type="dxa" w:w="90"/>
+            </w:tcMar>
+          </w:tcPr>
+          <w:p>
+            <w:pPr>
+              <w:jc w:val="center"/>
+            </w:pPr>
+            <w:r>
+              <w:rPr>
+                <w:rFonts w:ascii="Malgun Gothic" w:cs="Malgun Gothic" w:eastAsia="Malgun Gothic" w:hAnsi="Malgun Gothic"/>
+                <w:b/>
+                <w:bCs/>
+                <w:sz w:val="20"/>
+                <w:szCs w:val="20"/>
+              </w:rPr>
+              <w:t xml:space="preserve">올해</w:t>
+            </w:r>
+          </w:p>
+        </w:tc>
+        <w:tc>
+          <w:tcPr>
+            <w:tcW w:type="dxa" w:w="2340"/>
+            <w:tcBorders>
+              <w:top w:val="single" w:color="000000" w:sz="6"/>
+              <w:left w:val="single" w:color="000000" w:sz="6"/>
+              <w:bottom w:val="single" w:color="000000" w:sz="6"/>
+              <w:right w:val="single" w:color="000000" w:sz="6"/>
+            </w:tcBorders>
+            <w:shd w:fill="E7E6E6" w:color="auto" w:val="clear"/>
+            <w:tcMar>
+              <w:top w:type="dxa" w:w="60"/>
+              <w:left w:type="dxa" w:w="90"/>
+              <w:bottom w:type="dxa" w:w="60"/>
+              <w:right w:type="dxa" w:w="90"/>
+            </w:tcMar>
+          </w:tcPr>
+          <w:p>
+            <w:pPr>
+              <w:jc w:val="center"/>
+            </w:pPr>
+            <w:r>
+              <w:rPr>
+                <w:rFonts w:ascii="Malgun Gothic" w:cs="Malgun Gothic" w:eastAsia="Malgun Gothic" w:hAnsi="Malgun Gothic"/>
+                <w:b/>
+                <w:bCs/>
+                <w:sz w:val="20"/>
+                <w:szCs w:val="20"/>
+              </w:rPr>
+              <w:t xml:space="preserve">커밋</w:t>
+            </w:r>
+          </w:p>
+        </w:tc>
+      </w:tr>
+      <w:tr>
+        <w:tc>
+          <w:tcPr>
+            <w:tcW w:type="dxa" w:w="2340"/>
+            <w:tcBorders>
+              <w:top w:val="single" w:color="000000" w:sz="6"/>
+              <w:left w:val="single" w:color="000000" w:sz="6"/>
+              <w:bottom w:val="single" w:color="000000" w:sz="6"/>
+              <w:right w:val="single" w:color="000000" w:sz="6"/>
+            </w:tcBorders>
+            <w:tcMar>
+              <w:top w:type="dxa" w:w="60"/>
+              <w:left w:type="dxa" w:w="90"/>
+              <w:bottom w:type="dxa" w:w="60"/>
+              <w:right w:type="dxa" w:w="90"/>
+            </w:tcMar>
+          </w:tcPr>
+          <w:p>
+            <w:pPr>
+              <w:jc w:val="left"/>
+            </w:pPr>
+            <w:r>
+              <w:rPr>
+                <w:rFonts w:ascii="Malgun Gothic" w:cs="Malgun Gothic" w:eastAsia="Malgun Gothic" w:hAnsi="Malgun Gothic"/>
+                <w:sz w:val="20"/>
+                <w:szCs w:val="20"/>
+              </w:rPr>
+              <w:t xml:space="preserve">fix 상태 무시</w:t>
+            </w:r>
+          </w:p>
+        </w:tc>
+        <w:tc>
+          <w:tcPr>
+            <w:tcW w:type="dxa" w:w="2340"/>
+            <w:tcBorders>
+              <w:top w:val="single" w:color="000000" w:sz="6"/>
+              <w:left w:val="single" w:color="000000" w:sz="6"/>
+              <w:bottom w:val="single" w:color="000000" w:sz="6"/>
+              <w:right w:val="single" w:color="000000" w:sz="6"/>
+            </w:tcBorders>
+            <w:tcMar>
+              <w:top w:type="dxa" w:w="60"/>
+              <w:left w:type="dxa" w:w="90"/>
+              <w:bottom w:type="dxa" w:w="60"/>
+              <w:right w:type="dxa" w:w="90"/>
+            </w:tcMar>
+          </w:tcPr>
+          <w:p>
+            <w:pPr>
+              <w:jc w:val="left"/>
+            </w:pPr>
+            <w:r>
+              <w:rPr>
+                <w:rFonts w:ascii="Malgun Gothic" w:cs="Malgun Gothic" w:eastAsia="Malgun Gothic" w:hAnsi="Malgun Gothic"/>
+                <w:sz w:val="20"/>
+                <w:szCs w:val="20"/>
+              </w:rPr>
+              <w:t xml:space="preserve">fix 없을 때 (0, 0) 기준 방위 발행</w:t>
+            </w:r>
+          </w:p>
+        </w:tc>
+        <w:tc>
+          <w:tcPr>
+            <w:tcW w:type="dxa" w:w="2340"/>
+            <w:tcBorders>
+              <w:top w:val="single" w:color="000000" w:sz="6"/>
+              <w:left w:val="single" w:color="000000" w:sz="6"/>
+              <w:bottom w:val="single" w:color="000000" w:sz="6"/>
+              <w:right w:val="single" w:color="000000" w:sz="6"/>
+            </w:tcBorders>
+            <w:tcMar>
+              <w:top w:type="dxa" w:w="60"/>
+              <w:left w:type="dxa" w:w="90"/>
+              <w:bottom w:type="dxa" w:w="60"/>
+              <w:right w:type="dxa" w:w="90"/>
+            </w:tcMar>
+          </w:tcPr>
+          <w:p>
+            <w:pPr>
+              <w:jc w:val="left"/>
+            </w:pPr>
+            <w:r>
+              <w:rPr>
+                <w:rFonts w:ascii="Malgun Gothic" w:cs="Malgun Gothic" w:eastAsia="Malgun Gothic" w:hAnsi="Malgun Gothic"/>
+                <w:sz w:val="20"/>
+                <w:szCs w:val="20"/>
+              </w:rPr>
+              <w:t xml:space="preserve">gps_guard 거부 + 신선도 2.5 s</w:t>
+            </w:r>
+          </w:p>
+        </w:tc>
+        <w:tc>
+          <w:tcPr>
+            <w:tcW w:type="dxa" w:w="2340"/>
+            <w:tcBorders>
+              <w:top w:val="single" w:color="000000" w:sz="6"/>
+              <w:left w:val="single" w:color="000000" w:sz="6"/>
+              <w:bottom w:val="single" w:color="000000" w:sz="6"/>
+              <w:right w:val="single" w:color="000000" w:sz="6"/>
+            </w:tcBorders>
+            <w:tcMar>
+              <w:top w:type="dxa" w:w="60"/>
+              <w:left w:type="dxa" w:w="90"/>
+              <w:bottom w:type="dxa" w:w="60"/>
+              <w:right w:type="dxa" w:w="90"/>
+            </w:tcMar>
+          </w:tcPr>
+          <w:p>
+            <w:pPr>
+              <w:jc w:val="left"/>
+            </w:pPr>
+            <w:r>
+              <w:rPr>
+                <w:rFonts w:ascii="Malgun Gothic" w:cs="Malgun Gothic" w:eastAsia="Malgun Gothic" w:hAnsi="Malgun Gothic"/>
+                <w:sz w:val="20"/>
+                <w:szCs w:val="20"/>
+              </w:rPr>
+              <w:t xml:space="preserve">02944d8, b288014</w:t>
+            </w:r>
+          </w:p>
+        </w:tc>
+      </w:tr>
+      <w:tr>
+        <w:tc>
+          <w:tcPr>
+            <w:tcW w:type="dxa" w:w="2340"/>
+            <w:tcBorders>
+              <w:top w:val="single" w:color="000000" w:sz="6"/>
+              <w:left w:val="single" w:color="000000" w:sz="6"/>
+              <w:bottom w:val="single" w:color="000000" w:sz="6"/>
+              <w:right w:val="single" w:color="000000" w:sz="6"/>
+            </w:tcBorders>
+            <w:tcMar>
+              <w:top w:type="dxa" w:w="60"/>
+              <w:left w:type="dxa" w:w="90"/>
+              <w:bottom w:type="dxa" w:w="60"/>
+              <w:right w:type="dxa" w:w="90"/>
+            </w:tcMar>
+          </w:tcPr>
+          <w:p>
+            <w:pPr>
+              <w:jc w:val="left"/>
+            </w:pPr>
+            <w:r>
+              <w:rPr>
+                <w:rFonts w:ascii="Malgun Gothic" w:cs="Malgun Gothic" w:eastAsia="Malgun Gothic" w:hAnsi="Malgun Gothic"/>
+                <w:sz w:val="20"/>
+                <w:szCs w:val="20"/>
+              </w:rPr>
+              <w:t xml:space="preserve">직접 방위 + 고정 도착 반경 3.0 m</w:t>
+            </w:r>
+          </w:p>
+        </w:tc>
+        <w:tc>
+          <w:tcPr>
+            <w:tcW w:type="dxa" w:w="2340"/>
+            <w:tcBorders>
+              <w:top w:val="single" w:color="000000" w:sz="6"/>
+              <w:left w:val="single" w:color="000000" w:sz="6"/>
+              <w:bottom w:val="single" w:color="000000" w:sz="6"/>
+              <w:right w:val="single" w:color="000000" w:sz="6"/>
+            </w:tcBorders>
+            <w:tcMar>
+              <w:top w:type="dxa" w:w="60"/>
+              <w:left w:type="dxa" w:w="90"/>
+              <w:bottom w:type="dxa" w:w="60"/>
+              <w:right w:type="dxa" w:w="90"/>
+            </w:tcMar>
+          </w:tcPr>
+          <w:p>
+            <w:pPr>
+              <w:jc w:val="left"/>
+            </w:pPr>
+            <w:r>
+              <w:rPr>
+                <w:rFonts w:ascii="Malgun Gothic" w:cs="Malgun Gothic" w:eastAsia="Malgun Gothic" w:hAnsi="Malgun Gothic"/>
+                <w:sz w:val="20"/>
+                <w:szCs w:val="20"/>
+              </w:rPr>
+              <w:t xml:space="preserve">외란에 밀리면 경로 복귀 못 함</w:t>
+            </w:r>
+          </w:p>
+        </w:tc>
+        <w:tc>
+          <w:tcPr>
+            <w:tcW w:type="dxa" w:w="2340"/>
+            <w:tcBorders>
+              <w:top w:val="single" w:color="000000" w:sz="6"/>
+              <w:left w:val="single" w:color="000000" w:sz="6"/>
+              <w:bottom w:val="single" w:color="000000" w:sz="6"/>
+              <w:right w:val="single" w:color="000000" w:sz="6"/>
+            </w:tcBorders>
+            <w:tcMar>
+              <w:top w:type="dxa" w:w="60"/>
+              <w:left w:type="dxa" w:w="90"/>
+              <w:bottom w:type="dxa" w:w="60"/>
+              <w:right w:type="dxa" w:w="90"/>
+            </w:tcMar>
+          </w:tcPr>
+          <w:p>
+            <w:pPr>
+              <w:jc w:val="left"/>
+            </w:pPr>
+            <w:r>
+              <w:rPr>
+                <w:rFonts w:ascii="Malgun Gothic" w:cs="Malgun Gothic" w:eastAsia="Malgun Gothic" w:hAnsi="Malgun Gothic"/>
+                <w:sz w:val="20"/>
+                <w:szCs w:val="20"/>
+              </w:rPr>
+              <w:t xml:space="preserve">LOS·ILOS, 필터, 속도별 도착 반경</w:t>
+            </w:r>
+          </w:p>
+        </w:tc>
+        <w:tc>
+          <w:tcPr>
+            <w:tcW w:type="dxa" w:w="2340"/>
+            <w:tcBorders>
+              <w:top w:val="single" w:color="000000" w:sz="6"/>
+              <w:left w:val="single" w:color="000000" w:sz="6"/>
+              <w:bottom w:val="single" w:color="000000" w:sz="6"/>
+              <w:right w:val="single" w:color="000000" w:sz="6"/>
+            </w:tcBorders>
+            <w:tcMar>
+              <w:top w:type="dxa" w:w="60"/>
+              <w:left w:type="dxa" w:w="90"/>
+              <w:bottom w:type="dxa" w:w="60"/>
+              <w:right w:type="dxa" w:w="90"/>
+            </w:tcMar>
+          </w:tcPr>
+          <w:p>
+            <w:pPr>
+              <w:jc w:val="left"/>
+            </w:pPr>
+            <w:r>
+              <w:rPr>
+                <w:rFonts w:ascii="Malgun Gothic" w:cs="Malgun Gothic" w:eastAsia="Malgun Gothic" w:hAnsi="Malgun Gothic"/>
+                <w:sz w:val="20"/>
+                <w:szCs w:val="20"/>
+              </w:rPr>
+              <w:t xml:space="preserve">9221750</w:t>
+            </w:r>
+          </w:p>
+        </w:tc>
+      </w:tr>
+      <w:tr>
+        <w:tc>
+          <w:tcPr>
+            <w:tcW w:type="dxa" w:w="2340"/>
+            <w:tcBorders>
+              <w:top w:val="single" w:color="000000" w:sz="6"/>
+              <w:left w:val="single" w:color="000000" w:sz="6"/>
+              <w:bottom w:val="single" w:color="000000" w:sz="6"/>
+              <w:right w:val="single" w:color="000000" w:sz="6"/>
+            </w:tcBorders>
+            <w:tcMar>
+              <w:top w:type="dxa" w:w="60"/>
+              <w:left w:type="dxa" w:w="90"/>
+              <w:bottom w:type="dxa" w:w="60"/>
+              <w:right w:type="dxa" w:w="90"/>
+            </w:tcMar>
+          </w:tcPr>
+          <w:p>
+            <w:pPr>
+              <w:jc w:val="left"/>
+            </w:pPr>
+            <w:r>
+              <w:rPr>
+                <w:rFonts w:ascii="Malgun Gothic" w:cs="Malgun Gothic" w:eastAsia="Malgun Gothic" w:hAnsi="Malgun Gothic"/>
+                <w:sz w:val="20"/>
+                <w:szCs w:val="20"/>
+              </w:rPr>
+              <w:t xml:space="preserve">경계 방어 없음</w:t>
+            </w:r>
+          </w:p>
+        </w:tc>
+        <w:tc>
+          <w:tcPr>
+            <w:tcW w:type="dxa" w:w="2340"/>
+            <w:tcBorders>
+              <w:top w:val="single" w:color="000000" w:sz="6"/>
+              <w:left w:val="single" w:color="000000" w:sz="6"/>
+              <w:bottom w:val="single" w:color="000000" w:sz="6"/>
+              <w:right w:val="single" w:color="000000" w:sz="6"/>
+            </w:tcBorders>
+            <w:tcMar>
+              <w:top w:type="dxa" w:w="60"/>
+              <w:left w:type="dxa" w:w="90"/>
+              <w:bottom w:type="dxa" w:w="60"/>
+              <w:right w:type="dxa" w:w="90"/>
+            </w:tcMar>
+          </w:tcPr>
+          <w:p>
+            <w:pPr>
+              <w:jc w:val="left"/>
+            </w:pPr>
+            <w:r>
+              <w:rPr>
+                <w:rFonts w:ascii="Malgun Gothic" w:cs="Malgun Gothic" w:eastAsia="Malgun Gothic" w:hAnsi="Malgun Gothic"/>
+                <w:sz w:val="20"/>
+                <w:szCs w:val="20"/>
+              </w:rPr>
+              <w:t xml:space="preserve">경기장 이탈은 실격</w:t>
+            </w:r>
+          </w:p>
+        </w:tc>
+        <w:tc>
+          <w:tcPr>
+            <w:tcW w:type="dxa" w:w="2340"/>
+            <w:tcBorders>
+              <w:top w:val="single" w:color="000000" w:sz="6"/>
+              <w:left w:val="single" w:color="000000" w:sz="6"/>
+              <w:bottom w:val="single" w:color="000000" w:sz="6"/>
+              <w:right w:val="single" w:color="000000" w:sz="6"/>
+            </w:tcBorders>
+            <w:tcMar>
+              <w:top w:type="dxa" w:w="60"/>
+              <w:left w:type="dxa" w:w="90"/>
+              <w:bottom w:type="dxa" w:w="60"/>
+              <w:right w:type="dxa" w:w="90"/>
+            </w:tcMar>
+          </w:tcPr>
+          <w:p>
+            <w:pPr>
+              <w:jc w:val="left"/>
+            </w:pPr>
+            <w:r>
+              <w:rPr>
+                <w:rFonts w:ascii="Malgun Gothic" w:cs="Malgun Gothic" w:eastAsia="Malgun Gothic" w:hAnsi="Malgun Gothic"/>
+                <w:sz w:val="20"/>
+                <w:szCs w:val="20"/>
+              </w:rPr>
+              <w:t xml:space="preserve">/geofence_state 광선 방식</w:t>
+            </w:r>
+          </w:p>
+        </w:tc>
+        <w:tc>
+          <w:tcPr>
+            <w:tcW w:type="dxa" w:w="2340"/>
+            <w:tcBorders>
+              <w:top w:val="single" w:color="000000" w:sz="6"/>
+              <w:left w:val="single" w:color="000000" w:sz="6"/>
+              <w:bottom w:val="single" w:color="000000" w:sz="6"/>
+              <w:right w:val="single" w:color="000000" w:sz="6"/>
+            </w:tcBorders>
+            <w:tcMar>
+              <w:top w:type="dxa" w:w="60"/>
+              <w:left w:type="dxa" w:w="90"/>
+              <w:bottom w:type="dxa" w:w="60"/>
+              <w:right w:type="dxa" w:w="90"/>
+            </w:tcMar>
+          </w:tcPr>
+          <w:p>
+            <w:pPr>
+              <w:jc w:val="left"/>
+            </w:pPr>
+            <w:r>
+              <w:rPr>
+                <w:rFonts w:ascii="Malgun Gothic" w:cs="Malgun Gothic" w:eastAsia="Malgun Gothic" w:hAnsi="Malgun Gothic"/>
+                <w:sz w:val="20"/>
+                <w:szCs w:val="20"/>
+              </w:rPr>
+              <w:t xml:space="preserve">2cb050b, b678154</w:t>
+            </w:r>
+          </w:p>
+        </w:tc>
+      </w:tr>
+      <w:tr>
+        <w:tc>
+          <w:tcPr>
+            <w:tcW w:type="dxa" w:w="2340"/>
+            <w:tcBorders>
+              <w:top w:val="single" w:color="000000" w:sz="6"/>
+              <w:left w:val="single" w:color="000000" w:sz="6"/>
+              <w:bottom w:val="single" w:color="000000" w:sz="6"/>
+              <w:right w:val="single" w:color="000000" w:sz="6"/>
+            </w:tcBorders>
+            <w:tcMar>
+              <w:top w:type="dxa" w:w="60"/>
+              <w:left w:type="dxa" w:w="90"/>
+              <w:bottom w:type="dxa" w:w="60"/>
+              <w:right w:type="dxa" w:w="90"/>
+            </w:tcMar>
+          </w:tcPr>
+          <w:p>
+            <w:pPr>
+              <w:jc w:val="left"/>
+            </w:pPr>
+            <w:r>
+              <w:rPr>
+                <w:rFonts w:ascii="Malgun Gothic" w:cs="Malgun Gothic" w:eastAsia="Malgun Gothic" w:hAnsi="Malgun Gothic"/>
+                <w:sz w:val="20"/>
+                <w:szCs w:val="20"/>
+              </w:rPr>
+              <w:t xml:space="preserve">웨이포인트 하드코딩, 순번 기준 시간 초과</w:t>
+            </w:r>
+          </w:p>
+        </w:tc>
+        <w:tc>
+          <w:tcPr>
+            <w:tcW w:type="dxa" w:w="2340"/>
+            <w:tcBorders>
+              <w:top w:val="single" w:color="000000" w:sz="6"/>
+              <w:left w:val="single" w:color="000000" w:sz="6"/>
+              <w:bottom w:val="single" w:color="000000" w:sz="6"/>
+              <w:right w:val="single" w:color="000000" w:sz="6"/>
+            </w:tcBorders>
+            <w:tcMar>
+              <w:top w:type="dxa" w:w="60"/>
+              <w:left w:type="dxa" w:w="90"/>
+              <w:bottom w:type="dxa" w:w="60"/>
+              <w:right w:type="dxa" w:w="90"/>
+            </w:tcMar>
+          </w:tcPr>
+          <w:p>
+            <w:pPr>
+              <w:jc w:val="left"/>
+            </w:pPr>
+            <w:r>
+              <w:rPr>
+                <w:rFonts w:ascii="Malgun Gothic" w:cs="Malgun Gothic" w:eastAsia="Malgun Gothic" w:hAnsi="Malgun Gothic"/>
+                <w:sz w:val="20"/>
+                <w:szCs w:val="20"/>
+              </w:rPr>
+              <w:t xml:space="preserve">좌표 수정에 코드 편집, 순서를 바꾸면 시간 초과가 어긋남</w:t>
+            </w:r>
+          </w:p>
+        </w:tc>
+        <w:tc>
+          <w:tcPr>
+            <w:tcW w:type="dxa" w:w="2340"/>
+            <w:tcBorders>
+              <w:top w:val="single" w:color="000000" w:sz="6"/>
+              <w:left w:val="single" w:color="000000" w:sz="6"/>
+              <w:bottom w:val="single" w:color="000000" w:sz="6"/>
+              <w:right w:val="single" w:color="000000" w:sz="6"/>
+            </w:tcBorders>
+            <w:tcMar>
+              <w:top w:type="dxa" w:w="60"/>
+              <w:left w:type="dxa" w:w="90"/>
+              <w:bottom w:type="dxa" w:w="60"/>
+              <w:right w:type="dxa" w:w="90"/>
+            </w:tcMar>
+          </w:tcPr>
+          <w:p>
+            <w:pPr>
+              <w:jc w:val="left"/>
+            </w:pPr>
+            <w:r>
+              <w:rPr>
+                <w:rFonts w:ascii="Malgun Gothic" w:cs="Malgun Gothic" w:eastAsia="Malgun Gothic" w:hAnsi="Malgun Gothic"/>
+                <w:sz w:val="20"/>
+                <w:szCs w:val="20"/>
+              </w:rPr>
+              <w:t xml:space="preserve">waypoints.yaml + 로더·녹화 도구, mode 기준 시간 초과(Ⅲ-3)</w:t>
+            </w:r>
+          </w:p>
+        </w:tc>
+        <w:tc>
+          <w:tcPr>
+            <w:tcW w:type="dxa" w:w="2340"/>
+            <w:tcBorders>
+              <w:top w:val="single" w:color="000000" w:sz="6"/>
+              <w:left w:val="single" w:color="000000" w:sz="6"/>
+              <w:bottom w:val="single" w:color="000000" w:sz="6"/>
+              <w:right w:val="single" w:color="000000" w:sz="6"/>
+            </w:tcBorders>
+            <w:tcMar>
+              <w:top w:type="dxa" w:w="60"/>
+              <w:left w:type="dxa" w:w="90"/>
+              <w:bottom w:type="dxa" w:w="60"/>
+              <w:right w:type="dxa" w:w="90"/>
+            </w:tcMar>
+          </w:tcPr>
+          <w:p>
+            <w:pPr>
+              <w:jc w:val="left"/>
+            </w:pPr>
+            <w:r>
+              <w:rPr>
+                <w:rFonts w:ascii="Malgun Gothic" w:cs="Malgun Gothic" w:eastAsia="Malgun Gothic" w:hAnsi="Malgun Gothic"/>
+                <w:sz w:val="20"/>
+                <w:szCs w:val="20"/>
+              </w:rPr>
+              <w:t xml:space="preserve">2758653, 7a2e803, b337ad8</w:t>
+            </w:r>
+          </w:p>
+        </w:tc>
+      </w:tr>
+    </w:tbl>
+    <w:p>
+      <w:pPr>
+        <w:spacing w:after="60"/>
+      </w:pPr>
+      <w:r>
+        <w:rPr>
+          <w:rFonts w:ascii="Malgun Gothic" w:cs="Malgun Gothic" w:eastAsia="Malgun Gothic" w:hAnsi="Malgun Gothic"/>
+          <w:sz w:val="20"/>
+          <w:szCs w:val="20"/>
+        </w:rPr>
+        <w:t xml:space="preserve"/>
       </w:r>
     </w:p>
     <w:p>
